--- a/SINDy_DDE/summer_research/Research Updates/research_update_14.docx
+++ b/SINDy_DDE/summer_research/Research Updates/research_update_14.docx
@@ -646,7 +646,7 @@
       </w:r>
     </w:p>
     <w:bookmarkEnd w:id="23"/>
-    <w:bookmarkStart w:id="24" w:name="X128282aab610765bd7f73bf12fcbc166320a960"/>
+    <w:bookmarkStart w:id="25" w:name="X128282aab610765bd7f73bf12fcbc166320a960"/>
     <w:p>
       <w:pPr>
         <w:pStyle w:val="Heading2"/>
@@ -664,25 +664,13 @@
           <w:bCs/>
           <w:b/>
         </w:rPr>
-        <w:t xml:space="preserve">Built and tested. Not yet run on the trained networks, so there are no results.</w:t>
+        <w:t xml:space="preserve">It ran on all five networks and the answer depends on a number I did not fix in advance, so I cannot claim it.</w:t>
       </w:r>
       <w:r>
         <w:t xml:space="preserve"> </w:t>
       </w:r>
       <w:r>
-        <w:t xml:space="preserve">The five checkpoints are not on local disk. What follows is the design, the rule I committed to before any number exists, and one thing the build itself taught me about the metric.</w:t>
-      </w:r>
-    </w:p>
-    <w:p>
-      <w:pPr>
-        <w:pStyle w:val="BodyText"/>
-      </w:pPr>
-      <w:r>
-        <w:rPr>
-          <w:iCs/>
-          <w:i/>
-        </w:rPr>
-        <w:t xml:space="preserve">[PLACEHOLDER: fill once the analysis runs on the five checkpoints. Sweep k and report the sweep. Quote the trained-versus-untrained margin, never the trained score alone.]</w:t>
+        <w:t xml:space="preserve">The trained networks are more self-consistent across folds than randomly initialised ones, at every setting I tested. Whether that gap is large enough to count flips according to how many shapes I ask the clustering to find.</w:t>
       </w:r>
     </w:p>
     <w:p>
@@ -740,33 +728,400 @@
           <w:bCs/>
           <w:b/>
         </w:rPr>
-        <w:t xml:space="preserve">On the small synthetic networks the tests run against, a randomly initialised network already scores about 0.63 on the main agreement measure, on a scale where 1.0 is perfect.</w:t>
+        <w:t xml:space="preserve">A randomly initialised network already scores about 0.63 on the main agreement measure, on a scale where 1.0 is perfect.</w:t>
       </w:r>
       <w:r>
         <w:t xml:space="preserve"> </w:t>
       </w:r>
       <w:r>
-        <w:t xml:space="preserve">Not near zero, as I had assumed. That 0.63 is a property of the test fixtures rather than a measurement on our trained networks, and the real figure will come from the run. The reason is structural. Each curve is eight spline coefficients over one shared basis, so no curve can be far from every prototype, and a network that has learned nothing still looks moderately consistent. If I had run this and read 0.7 as a strong result, I would have reported an artifact. The trained score on its own means nothing here. Only the gap over the untrained networks does, which is why the untrained arm is not an optional check in this design but the denominator of the whole measurement.</w:t>
-      </w:r>
-    </w:p>
-    <w:p>
-      <w:pPr>
-        <w:pStyle w:val="BodyText"/>
-      </w:pPr>
-      <w:r>
-        <w:t xml:space="preserve">Two more things the build turned up, both now guarded in code. A stratum that is dead in the data, where every edge has zero importance, still produced a clean-looking score, because normalising a dead curve makes it indistinguishable from a live one. That now returns UNDECIDED instead of a number. And the number of modes is not a free parameter: set it above the number of shapes actually present and the agreement measure collapses toward chance even while everything else looks healthy. So the run has to sweep it and report the sweep.</w:t>
-      </w:r>
-    </w:p>
-    <w:p>
-      <w:pPr>
-        <w:pStyle w:val="BodyText"/>
-      </w:pPr>
-      <w:r>
-        <w:t xml:space="preserve">The rule, fixed now: the trained networks must beat the untrained distribution by a margin set before the numbers are seen, and a missing measurement returns UNDECIDED, which is not a pass. It is the same rule that killed the delay-lock in Update 12, and I expect it may kill this too.</w:t>
+        <w:t xml:space="preserve">Not near zero, as I had assumed. The reason is structural. Each curve is eight spline coefficients over one shared basis, so no curve can be far from every prototype, and a network that has learned nothing still looks moderately consistent. If I had run this and read 0.7 as a strong result, I would have reported an artifact. The trained score on its own means nothing here. Only the gap over the untrained networks does, which is why the untrained arm is not an optional check in this design but the denominator of the whole measurement.</w:t>
+      </w:r>
+    </w:p>
+    <w:p>
+      <w:pPr>
+        <w:pStyle w:val="BodyText"/>
+      </w:pPr>
+      <w:r>
+        <w:t xml:space="preserve">A second thing the build turned up, now guarded in code: a stratum that is dead in the data, where every edge has zero importance, still produced a clean-looking score, because normalising a dead curve makes it indistinguishable from a live one. It returns UNDECIDED now instead of a number.</w:t>
+      </w:r>
+    </w:p>
+    <w:p>
+      <w:pPr>
+        <w:pStyle w:val="BodyText"/>
+      </w:pPr>
+      <w:r>
+        <w:t xml:space="preserve">The rule was fixed before any number existed. The trained networks must beat the untrained distribution by a set margin, and a missing measurement returns UNDECIDED, which is not a pass. It is the same rule that killed the delay-lock in Update 12.</w:t>
+      </w:r>
+    </w:p>
+    <w:bookmarkStart w:id="24" w:name="the-run-and-why-i-cannot-claim-it"/>
+    <w:p>
+      <w:pPr>
+        <w:pStyle w:val="Heading3"/>
+      </w:pPr>
+      <w:r>
+        <w:t xml:space="preserve">The run, and why I cannot claim it</w:t>
+      </w:r>
+    </w:p>
+    <w:p>
+      <w:pPr>
+        <w:pStyle w:val="FirstParagraph"/>
+      </w:pPr>
+      <w:r>
+        <w:t xml:space="preserve">It ran on all five networks: 256 windows each, 32 randomly initialised replicates, every replicate verified to have actually re-initialised, and the trained and untrained populations matched to exactly 77 edges per fold so the two arms are the same size. The sweep is complete.</w:t>
+      </w:r>
+    </w:p>
+    <w:tbl>
+      <w:tblPr>
+        <w:tblStyle w:val="Table"/>
+        <w:tblW w:type="pct" w:w="0.0"/>
+        <w:tblLook w:firstRow="1" w:lastRow="0" w:firstColumn="0" w:lastColumn="0" w:noHBand="0" w:noVBand="0" w:val="0020"/>
+      </w:tblPr>
+      <w:tblGrid/>
+      <w:tr>
+        <w:tc>
+          <w:p>
+            <w:pPr>
+              <w:pStyle w:val="Compact"/>
+              <w:jc w:val="left"/>
+            </w:pPr>
+            <w:r>
+              <w:t xml:space="preserve">Group of edges</w:t>
+            </w:r>
+          </w:p>
+        </w:tc>
+        <w:tc>
+          <w:p>
+            <w:pPr>
+              <w:pStyle w:val="Compact"/>
+              <w:jc w:val="left"/>
+            </w:pPr>
+            <w:r>
+              <w:t xml:space="preserve">2 shapes</w:t>
+            </w:r>
+          </w:p>
+        </w:tc>
+        <w:tc>
+          <w:p>
+            <w:pPr>
+              <w:pStyle w:val="Compact"/>
+              <w:jc w:val="left"/>
+            </w:pPr>
+            <w:r>
+              <w:t xml:space="preserve">3</w:t>
+            </w:r>
+          </w:p>
+        </w:tc>
+        <w:tc>
+          <w:p>
+            <w:pPr>
+              <w:pStyle w:val="Compact"/>
+              <w:jc w:val="left"/>
+            </w:pPr>
+            <w:r>
+              <w:t xml:space="preserve">4</w:t>
+            </w:r>
+          </w:p>
+        </w:tc>
+        <w:tc>
+          <w:p>
+            <w:pPr>
+              <w:pStyle w:val="Compact"/>
+              <w:jc w:val="left"/>
+            </w:pPr>
+            <w:r>
+              <w:t xml:space="preserve">5</w:t>
+            </w:r>
+          </w:p>
+        </w:tc>
+        <w:tc>
+          <w:p>
+            <w:pPr>
+              <w:pStyle w:val="Compact"/>
+              <w:jc w:val="left"/>
+            </w:pPr>
+            <w:r>
+              <w:t xml:space="preserve">6</w:t>
+            </w:r>
+          </w:p>
+        </w:tc>
+      </w:tr>
+      <w:tr>
+        <w:tc>
+          <w:p>
+            <w:pPr>
+              <w:pStyle w:val="Compact"/>
+              <w:jc w:val="left"/>
+            </w:pPr>
+            <w:r>
+              <w:t xml:space="preserve">delayed channels</w:t>
+            </w:r>
+          </w:p>
+        </w:tc>
+        <w:tc>
+          <w:p>
+            <w:pPr>
+              <w:pStyle w:val="Compact"/>
+              <w:jc w:val="left"/>
+            </w:pPr>
+            <w:r>
+              <w:t xml:space="preserve">survives</w:t>
+            </w:r>
+          </w:p>
+        </w:tc>
+        <w:tc>
+          <w:p>
+            <w:pPr>
+              <w:pStyle w:val="Compact"/>
+              <w:jc w:val="left"/>
+            </w:pPr>
+            <w:r>
+              <w:t xml:space="preserve">survives</w:t>
+            </w:r>
+          </w:p>
+        </w:tc>
+        <w:tc>
+          <w:p>
+            <w:pPr>
+              <w:pStyle w:val="Compact"/>
+              <w:jc w:val="left"/>
+            </w:pPr>
+            <w:r>
+              <w:t xml:space="preserve">artifact</w:t>
+            </w:r>
+          </w:p>
+        </w:tc>
+        <w:tc>
+          <w:p>
+            <w:pPr>
+              <w:pStyle w:val="Compact"/>
+              <w:jc w:val="left"/>
+            </w:pPr>
+            <w:r>
+              <w:t xml:space="preserve">artifact</w:t>
+            </w:r>
+          </w:p>
+        </w:tc>
+        <w:tc>
+          <w:p>
+            <w:pPr>
+              <w:pStyle w:val="Compact"/>
+              <w:jc w:val="left"/>
+            </w:pPr>
+            <w:r>
+              <w:t xml:space="preserve">artifact</w:t>
+            </w:r>
+          </w:p>
+        </w:tc>
+      </w:tr>
+      <w:tr>
+        <w:tc>
+          <w:p>
+            <w:pPr>
+              <w:pStyle w:val="Compact"/>
+              <w:jc w:val="left"/>
+            </w:pPr>
+            <w:r>
+              <w:t xml:space="preserve">direct channels</w:t>
+            </w:r>
+          </w:p>
+        </w:tc>
+        <w:tc>
+          <w:p>
+            <w:pPr>
+              <w:pStyle w:val="Compact"/>
+              <w:jc w:val="left"/>
+            </w:pPr>
+            <w:r>
+              <w:t xml:space="preserve">survives</w:t>
+            </w:r>
+          </w:p>
+        </w:tc>
+        <w:tc>
+          <w:p>
+            <w:pPr>
+              <w:pStyle w:val="Compact"/>
+              <w:jc w:val="left"/>
+            </w:pPr>
+            <w:r>
+              <w:t xml:space="preserve">artifact</w:t>
+            </w:r>
+          </w:p>
+        </w:tc>
+        <w:tc>
+          <w:p>
+            <w:pPr>
+              <w:pStyle w:val="Compact"/>
+              <w:jc w:val="left"/>
+            </w:pPr>
+            <w:r>
+              <w:t xml:space="preserve">artifact</w:t>
+            </w:r>
+          </w:p>
+        </w:tc>
+        <w:tc>
+          <w:p>
+            <w:pPr>
+              <w:pStyle w:val="Compact"/>
+              <w:jc w:val="left"/>
+            </w:pPr>
+            <w:r>
+              <w:t xml:space="preserve">artifact</w:t>
+            </w:r>
+          </w:p>
+        </w:tc>
+        <w:tc>
+          <w:p>
+            <w:pPr>
+              <w:pStyle w:val="Compact"/>
+              <w:jc w:val="left"/>
+            </w:pPr>
+            <w:r>
+              <w:t xml:space="preserve">artifact</w:t>
+            </w:r>
+          </w:p>
+        </w:tc>
+      </w:tr>
+      <w:tr>
+        <w:tc>
+          <w:p>
+            <w:pPr>
+              <w:pStyle w:val="Compact"/>
+              <w:jc w:val="left"/>
+            </w:pPr>
+            <w:r>
+              <w:t xml:space="preserve">process-parameter inputs</w:t>
+            </w:r>
+          </w:p>
+        </w:tc>
+        <w:tc>
+          <w:p>
+            <w:pPr>
+              <w:pStyle w:val="Compact"/>
+              <w:jc w:val="left"/>
+            </w:pPr>
+            <w:r>
+              <w:t xml:space="preserve">survives</w:t>
+            </w:r>
+          </w:p>
+        </w:tc>
+        <w:tc>
+          <w:p>
+            <w:pPr>
+              <w:pStyle w:val="Compact"/>
+              <w:jc w:val="left"/>
+            </w:pPr>
+            <w:r>
+              <w:t xml:space="preserve">survives</w:t>
+            </w:r>
+          </w:p>
+        </w:tc>
+        <w:tc>
+          <w:p>
+            <w:pPr>
+              <w:pStyle w:val="Compact"/>
+              <w:jc w:val="left"/>
+            </w:pPr>
+            <w:r>
+              <w:t xml:space="preserve">survives</w:t>
+            </w:r>
+          </w:p>
+        </w:tc>
+        <w:tc>
+          <w:p>
+            <w:pPr>
+              <w:pStyle w:val="Compact"/>
+              <w:jc w:val="left"/>
+            </w:pPr>
+            <w:r>
+              <w:t xml:space="preserve">artifact</w:t>
+            </w:r>
+          </w:p>
+        </w:tc>
+        <w:tc>
+          <w:p>
+            <w:pPr>
+              <w:pStyle w:val="Compact"/>
+              <w:jc w:val="left"/>
+            </w:pPr>
+            <w:r>
+              <w:t xml:space="preserve">artifact</w:t>
+            </w:r>
+          </w:p>
+        </w:tc>
+      </w:tr>
+    </w:tbl>
+    <w:p>
+      <w:pPr>
+        <w:pStyle w:val="BodyText"/>
+      </w:pPr>
+      <w:r>
+        <w:t xml:space="preserve">Ask for two shapes and everything passes. Ask for six and nothing does. Each group turns over at its own point.</w:t>
+      </w:r>
+    </w:p>
+    <w:p>
+      <w:pPr>
+        <w:pStyle w:val="BodyText"/>
+      </w:pPr>
+      <w:r>
+        <w:t xml:space="preserve">The mechanism is visible in the numbers. On the delayed channels the trained score climbs from 0.804 to 0.911 across the sweep while the untrained score climbs from 0.567 to 0.777.</w:t>
+      </w:r>
+      <w:r>
+        <w:t xml:space="preserve"> </w:t>
+      </w:r>
+      <w:r>
+        <w:rPr>
+          <w:bCs/>
+          <w:b/>
+        </w:rPr>
+        <w:t xml:space="preserve">The null rises twice as fast as the signal.</w:t>
+      </w:r>
+      <w:r>
+        <w:t xml:space="preserve"> </w:t>
+      </w:r>
+      <w:r>
+        <w:t xml:space="preserve">More prototypes make it easier for any curve to sit near one of them, so the bar the trained network has to clear rises faster than its own score does, and the two cross between three shapes and four.</w:t>
+      </w:r>
+    </w:p>
+    <w:p>
+      <w:pPr>
+        <w:pStyle w:val="BodyText"/>
+      </w:pPr>
+      <w:r>
+        <w:t xml:space="preserve">I set the threshold in advance. I did not set the number of shapes. Picking two or three now, because those are the values that pass, would be choosing the analysis after seeing the answer, and that is not a thing I get to do. So this is not a result.</w:t>
+      </w:r>
+    </w:p>
+    <w:p>
+      <w:pPr>
+        <w:pStyle w:val="BodyText"/>
+      </w:pPr>
+      <w:r>
+        <w:t xml:space="preserve">What is true, and worth stating plainly, is narrower.</w:t>
+      </w:r>
+      <w:r>
+        <w:t xml:space="preserve"> </w:t>
+      </w:r>
+      <w:r>
+        <w:rPr>
+          <w:bCs/>
+          <w:b/>
+        </w:rPr>
+        <w:t xml:space="preserve">The trained networks are more self-consistent across folds than random ones in every group at every setting</w:t>
+      </w:r>
+      <w:r>
+        <w:t xml:space="preserve">, by margins between 0.13 and 0.26, with no exceptions and no sign changes. Something is there. I do not have a measurement of it that survives its own control.</w:t>
+      </w:r>
+    </w:p>
+    <w:p>
+      <w:pPr>
+        <w:pStyle w:val="BodyText"/>
+      </w:pPr>
+      <w:r>
+        <w:t xml:space="preserve">That is the fourth attribution-based claim in this project to fail a control it was built with: the delay-lock in Update 12, the concept probe, the band-notch contrast, and now this. None of them touched the delay evidence, which has never rested on attribution. I would rather report four rejections and four surviving interventions than a report where nothing was ever rejected.</w:t>
       </w:r>
     </w:p>
     <w:bookmarkEnd w:id="24"/>
-    <w:bookmarkStart w:id="25" w:name="X629c081706404f5cab00d154a6487a2064dd499"/>
+    <w:bookmarkEnd w:id="25"/>
+    <w:bookmarkStart w:id="26" w:name="X629c081706404f5cab00d154a6487a2064dd499"/>
     <w:p>
       <w:pPr>
         <w:pStyle w:val="Heading2"/>
@@ -948,8 +1303,8 @@
         <w:t xml:space="preserve">better than the original four cells would have.</w:t>
       </w:r>
     </w:p>
-    <w:bookmarkEnd w:id="25"/>
-    <w:bookmarkStart w:id="26" w:name="still-open"/>
+    <w:bookmarkEnd w:id="26"/>
+    <w:bookmarkStart w:id="27" w:name="still-open"/>
     <w:p>
       <w:pPr>
         <w:pStyle w:val="Heading2"/>
@@ -963,6 +1318,14 @@
         <w:pStyle w:val="FirstParagraph"/>
       </w:pPr>
       <w:r>
+        <w:t xml:space="preserve">The activation-mode result needs a decision, not more compute. Either pre-commit a rule for choosing the number of shapes that does not look at the verdict, and re-run under it, or report it as it stands. I lean to reporting it as it stands: the honest version is already written and a rule invented after seeing the sweep would not be worth much.</w:t>
+      </w:r>
+    </w:p>
+    <w:p>
+      <w:pPr>
+        <w:pStyle w:val="BodyText"/>
+      </w:pPr>
+      <w:r>
         <w:t xml:space="preserve">Determinism flags in the trainer, from Section 3. Setting them costs a little speed and buys exact reproducibility, and I would rather have the reproducibility on a project whose results live in the third decimal place. This should land before any further retrain.</w:t>
       </w:r>
     </w:p>
@@ -982,8 +1345,8 @@
         <w:t xml:space="preserve">The duplicate run directories still need one of each pair marked as canonical. Section 3 is the evidence for that choice. I am keeping the later run of each pair, because the numbers already sent to you come from those.</w:t>
       </w:r>
     </w:p>
-    <w:bookmarkEnd w:id="26"/>
-    <w:bookmarkStart w:id="27" w:name="time-spent"/>
+    <w:bookmarkEnd w:id="27"/>
+    <w:bookmarkStart w:id="28" w:name="time-spent"/>
     <w:p>
       <w:pPr>
         <w:pStyle w:val="Heading2"/>
@@ -1124,7 +1487,7 @@
               <w:jc w:val="left"/>
             </w:pPr>
             <w:r>
-              <w:t xml:space="preserve">Activation-mode analysis: design against the stored results, establishing that the original item cannot run, then building and testing the module</w:t>
+              <w:t xml:space="preserve">Activation-mode analysis: design, build and test the module, runner and cluster wrapper</w:t>
             </w:r>
           </w:p>
         </w:tc>
@@ -1147,6 +1510,41 @@
             </w:pPr>
             <w:r>
               <w:t xml:space="preserve">5.0</w:t>
+            </w:r>
+          </w:p>
+        </w:tc>
+      </w:tr>
+      <w:tr>
+        <w:tc>
+          <w:p>
+            <w:pPr>
+              <w:pStyle w:val="Compact"/>
+              <w:jc w:val="left"/>
+            </w:pPr>
+            <w:r>
+              <w:t xml:space="preserve">Activation-mode run on five networks, k-sweep, and reading the result</w:t>
+            </w:r>
+          </w:p>
+        </w:tc>
+        <w:tc>
+          <w:p>
+            <w:pPr>
+              <w:pStyle w:val="Compact"/>
+              <w:jc w:val="left"/>
+            </w:pPr>
+            <w:r>
+              <w:t xml:space="preserve">Jul 30</w:t>
+            </w:r>
+          </w:p>
+        </w:tc>
+        <w:tc>
+          <w:p>
+            <w:pPr>
+              <w:pStyle w:val="Compact"/>
+              <w:jc w:val="left"/>
+            </w:pPr>
+            <w:r>
+              <w:t xml:space="preserve">1.5</w:t>
             </w:r>
           </w:p>
         </w:tc>
@@ -1216,13 +1614,13 @@
                 <w:bCs/>
                 <w:b/>
               </w:rPr>
-              <w:t xml:space="preserve">9.5</w:t>
+              <w:t xml:space="preserve">11.0</w:t>
             </w:r>
           </w:p>
         </w:tc>
       </w:tr>
     </w:tbl>
-    <w:bookmarkEnd w:id="27"/>
+    <w:bookmarkEnd w:id="28"/>
     <w:sectPr/>
   </w:body>
 </w:document>

--- a/SINDy_DDE/summer_research/Research Updates/research_update_14.docx
+++ b/SINDy_DDE/summer_research/Research Updates/research_update_14.docx
@@ -22,13 +22,45 @@
         <w:t xml:space="preserve">14</w:t>
       </w:r>
     </w:p>
-    <w:bookmarkStart w:id="20" w:name="what-this-cycle-is-for"/>
+    <w:p>
+      <w:pPr>
+        <w:pStyle w:val="Date"/>
+      </w:pPr>
+      <w:r>
+        <w:t xml:space="preserve">August</w:t>
+      </w:r>
+      <w:r>
+        <w:t xml:space="preserve"> </w:t>
+      </w:r>
+      <w:r>
+        <w:t xml:space="preserve">2</w:t>
+      </w:r>
+      <w:r>
+        <w:t xml:space="preserve"> </w:t>
+      </w:r>
+      <w:r>
+        <w:t xml:space="preserve">to</w:t>
+      </w:r>
+      <w:r>
+        <w:t xml:space="preserve"> </w:t>
+      </w:r>
+      <w:r>
+        <w:t xml:space="preserve">8,</w:t>
+      </w:r>
+      <w:r>
+        <w:t xml:space="preserve"> </w:t>
+      </w:r>
+      <w:r>
+        <w:t xml:space="preserve">2026</w:t>
+      </w:r>
+    </w:p>
+    <w:bookmarkStart w:id="20" w:name="summary"/>
     <w:p>
       <w:pPr>
         <w:pStyle w:val="Heading2"/>
       </w:pPr>
       <w:r>
-        <w:t xml:space="preserve">1. What this cycle is for</w:t>
+        <w:t xml:space="preserve">1. Summary</w:t>
       </w:r>
     </w:p>
     <w:p>
@@ -36,101 +68,195 @@
         <w:pStyle w:val="FirstParagraph"/>
       </w:pPr>
       <w:r>
-        <w:t xml:space="preserve">Two retrains finished five weeks ahead of schedule, so this window has no cluster work in it. That freed the time for something the project had never done: measure how much a result moves when you train the identical model twice.</w:t>
-      </w:r>
-    </w:p>
-    <w:p>
-      <w:pPr>
-        <w:pStyle w:val="BodyText"/>
-      </w:pPr>
-      <w:r>
-        <w:t xml:space="preserve">I did that by accident. Two five-fold sweeps were submitted a second time on July 25 having already finished. It cost about 80 GPU-hours and I reported it in Update 12 as a mistake. It is still a mistake. It also produced ten pairs of runs with identical settings, which is the only repeatability data this project has.</w:t>
-      </w:r>
-    </w:p>
-    <w:p>
-      <w:pPr>
-        <w:pStyle w:val="BodyText"/>
-      </w:pPr>
-      <w:r>
-        <w:t xml:space="preserve">That number decides whether either retrain is a result. Both report effects in the third decimal place of AUC.</w:t>
-      </w:r>
-    </w:p>
-    <w:bookmarkEnd w:id="20"/>
-    <w:bookmarkStart w:id="21" w:name="the-two-retrains-and-both-are-negative"/>
-    <w:p>
-      <w:pPr>
-        <w:pStyle w:val="Heading2"/>
-      </w:pPr>
-      <w:r>
-        <w:t xml:space="preserve">2. The two retrains, and both are negative</w:t>
-      </w:r>
-    </w:p>
-    <w:p>
-      <w:pPr>
-        <w:pStyle w:val="FirstParagraph"/>
-      </w:pPr>
-      <w:r>
-        <w:t xml:space="preserve">A fold is one train and test split of the data. Every number below is a five-fold mean of the validation AUC at the best epoch, which is what every earlier update has reported.</w:t>
-      </w:r>
-    </w:p>
-    <w:p>
-      <w:pPr>
-        <w:pStyle w:val="BodyText"/>
-      </w:pPr>
-      <w:r>
-        <w:t xml:space="preserve">The published model scores 0.9554.</w:t>
-      </w:r>
-    </w:p>
-    <w:p>
-      <w:pPr>
-        <w:pStyle w:val="BodyText"/>
+        <w:t xml:space="preserve">This cycle asks whether the two retrains reported in Update 12 produced effects large enough to trust.</w:t>
+      </w:r>
+    </w:p>
+    <w:p>
+      <w:pPr>
+        <w:numPr>
+          <w:ilvl w:val="0"/>
+          <w:numId w:val="1001"/>
+        </w:numPr>
+        <w:pStyle w:val="Compact"/>
       </w:pPr>
       <w:r>
         <w:rPr>
           <w:bCs/>
           <w:b/>
         </w:rPr>
-        <w:t xml:space="preserve">Side inputs are worth about nothing.</w:t>
-      </w:r>
-      <w:r>
-        <w:t xml:space="preserve"> </w:t>
-      </w:r>
-      <w:r>
-        <w:t xml:space="preserve">The model feeds spindle speed, depth of cut and feed per tooth in alongside the vibration signal. That idea comes from Gao and was meant to stabilise training. Every earlier run had it switched on, so its value had never been isolated. Training all five folds with it switched off gives 0.9526. The side inputs are worth 0.0028 AUC.</w:t>
-      </w:r>
-    </w:p>
-    <w:p>
-      <w:pPr>
-        <w:pStyle w:val="BodyText"/>
-      </w:pPr>
-      <w:r>
-        <w:t xml:space="preserve">This closes a question open since June 14. It also confirms a cheaper measurement I had not trusted. The white-box suite estimates the same quantity by shuffling the side inputs at test time and had reported a drop of 0.002 to 0.009. I had assumed that proxy was too weak to settle the question. It was right.</w:t>
-      </w:r>
-    </w:p>
-    <w:p>
-      <w:pPr>
-        <w:pStyle w:val="BodyText"/>
-      </w:pPr>
-      <w:r>
-        <w:t xml:space="preserve">Both sweeps in this section exist in two copies, for the reason in Section 1. Every number I quote comes from the second copy, which is the one Update 12 already reported to you. Section 3 is what the choice of copy costs.</w:t>
-      </w:r>
-    </w:p>
-    <w:p>
-      <w:pPr>
-        <w:pStyle w:val="BodyText"/>
+        <w:t xml:space="preserve">Repeatability:</w:t>
+      </w:r>
+      <w:r>
+        <w:t xml:space="preserve"> </w:t>
+      </w:r>
+      <w:r>
+        <w:t xml:space="preserve">ten duplicate run pairs used the same configuration and seed. Four pairs reproduced exactly and six did not. The largest observed difference in a selected fold-level AUC is 0.0092.</w:t>
+      </w:r>
+    </w:p>
+    <w:p>
+      <w:pPr>
+        <w:numPr>
+          <w:ilvl w:val="0"/>
+          <w:numId w:val="1001"/>
+        </w:numPr>
+        <w:pStyle w:val="Compact"/>
       </w:pPr>
       <w:r>
         <w:rPr>
           <w:bCs/>
           <w:b/>
         </w:rPr>
-        <w:t xml:space="preserve">The quantile severity head does not fix the heavy tail.</w:t>
-      </w:r>
-      <w:r>
-        <w:t xml:space="preserve"> </w:t>
-      </w:r>
-      <w:r>
-        <w:t xml:space="preserve">Severity is the one output that never hardened. It predicts how bad the chatter is, and it is accurate on average and badly wrong on a few cases. A quantile head predicts three points of the error distribution rather than one number, which is the standard fix for exactly that shape of failure. It did not work. The heavy tail is where it was.</w:t>
+        <w:t xml:space="preserve">Retrains:</w:t>
+      </w:r>
+      <w:r>
+        <w:t xml:space="preserve"> </w:t>
+      </w:r>
+      <w:r>
+        <w:t xml:space="preserve">the side-input effect is 0.0028 AUC and the quantile-head classification effect is 0.0062 AUC. With the current repeatability evidence, neither is an established improvement.</w:t>
+      </w:r>
+    </w:p>
+    <w:p>
+      <w:pPr>
+        <w:numPr>
+          <w:ilvl w:val="0"/>
+          <w:numId w:val="1001"/>
+        </w:numPr>
+        <w:pStyle w:val="Compact"/>
+      </w:pPr>
+      <w:r>
+        <w:rPr>
+          <w:bCs/>
+          <w:b/>
+        </w:rPr>
+        <w:t xml:space="preserve">Activation functions:</w:t>
+      </w:r>
+      <w:r>
+        <w:t xml:space="preserve"> </w:t>
+      </w:r>
+      <w:r>
+        <w:t xml:space="preserve">trained networks are more self-consistent across folds than untrained networks at every tested setting, but the pass/fail verdict changes with the number of shapes requested. This result remains exploratory.</w:t>
+      </w:r>
+    </w:p>
+    <w:p>
+      <w:pPr>
+        <w:numPr>
+          <w:ilvl w:val="0"/>
+          <w:numId w:val="1001"/>
+        </w:numPr>
+        <w:pStyle w:val="Compact"/>
+      </w:pPr>
+      <w:r>
+        <w:rPr>
+          <w:bCs/>
+          <w:b/>
+        </w:rPr>
+        <w:t xml:space="preserve">Acted on it:</w:t>
+      </w:r>
+      <w:r>
+        <w:t xml:space="preserve"> </w:t>
+      </w:r>
+      <w:r>
+        <w:t xml:space="preserve">the trainer can now request reproducible arithmetic, refuses to start a reproducible run it cannot deliver, and records the machine and library versions of every run. The controlled repeat that tests it is submitted, not yet returned.</w:t>
+      </w:r>
+    </w:p>
+    <w:p>
+      <w:pPr>
+        <w:numPr>
+          <w:ilvl w:val="0"/>
+          <w:numId w:val="1001"/>
+        </w:numPr>
+        <w:pStyle w:val="Compact"/>
+      </w:pPr>
+      <w:r>
+        <w:rPr>
+          <w:bCs/>
+          <w:b/>
+        </w:rPr>
+        <w:t xml:space="preserve">Next:</w:t>
+      </w:r>
+      <w:r>
+        <w:t xml:space="preserve"> </w:t>
+      </w:r>
+      <w:r>
+        <w:t xml:space="preserve">read that repeat, then measure a proper noise floor before running any further model comparison.</w:t>
+      </w:r>
+    </w:p>
+    <w:bookmarkEnd w:id="20"/>
+    <w:bookmarkStart w:id="21" w:name="the-two-retrains-and-both-are-negative"/>
+    <w:p>
+      <w:pPr>
+        <w:pStyle w:val="Heading2"/>
+      </w:pPr>
+      <w:r>
+        <w:t xml:space="preserve">2. The two retrains, and both are negative</w:t>
+      </w:r>
+    </w:p>
+    <w:p>
+      <w:pPr>
+        <w:pStyle w:val="FirstParagraph"/>
+      </w:pPr>
+      <w:r>
+        <w:t xml:space="preserve">A fold is one train and test split of the data. Every number below is a five-fold mean of the validation AUC at the best epoch, which is what every earlier update has reported.</w:t>
+      </w:r>
+    </w:p>
+    <w:p>
+      <w:pPr>
+        <w:pStyle w:val="BodyText"/>
+      </w:pPr>
+      <w:r>
+        <w:t xml:space="preserve">The published model scores 0.9554.</w:t>
+      </w:r>
+    </w:p>
+    <w:p>
+      <w:pPr>
+        <w:pStyle w:val="BodyText"/>
+      </w:pPr>
+      <w:r>
+        <w:rPr>
+          <w:bCs/>
+          <w:b/>
+        </w:rPr>
+        <w:t xml:space="preserve">The side inputs show no measurable classification benefit.</w:t>
+      </w:r>
+      <w:r>
+        <w:t xml:space="preserve"> </w:t>
+      </w:r>
+      <w:r>
+        <w:t xml:space="preserve">The model feeds spindle speed, depth of cut and feed per tooth in alongside the vibration signal. That idea comes from Gao and was meant to stabilise training. Every earlier run had it switched on, so its value had never been isolated. Training all five folds with it switched off gives 0.9526, a difference of 0.0028 AUC from the published model.</w:t>
+      </w:r>
+    </w:p>
+    <w:p>
+      <w:pPr>
+        <w:pStyle w:val="BodyText"/>
+      </w:pPr>
+      <w:r>
+        <w:t xml:space="preserve">This result is consistent with the cheaper test-time shuffling measurement, which reported a drop of 0.002 to 0.009. Both indicate that any classification benefit is small on this pipeline.</w:t>
+      </w:r>
+    </w:p>
+    <w:p>
+      <w:pPr>
+        <w:pStyle w:val="BodyText"/>
+      </w:pPr>
+      <w:r>
+        <w:t xml:space="preserve">Both sweeps in this section exist in two copies, for the reason in Section 1. Every number I quote comes from the second copy, which is the one Update 12 already reported to you. Section 3 is what the choice of copy costs.</w:t>
+      </w:r>
+    </w:p>
+    <w:p>
+      <w:pPr>
+        <w:pStyle w:val="BodyText"/>
+      </w:pPr>
+      <w:r>
+        <w:rPr>
+          <w:bCs/>
+          <w:b/>
+        </w:rPr>
+        <w:t xml:space="preserve">The quantile head does not fix the heavy tail in the median prediction.</w:t>
+      </w:r>
+      <w:r>
+        <w:t xml:space="preserve"> </w:t>
+      </w:r>
+      <w:r>
+        <w:t xml:space="preserve">Severity is accurate on average and badly wrong on a few cases. The median output from the quantile head leaves that pattern in place.</w:t>
       </w:r>
     </w:p>
     <w:p>
@@ -142,13 +268,13 @@
       </w:r>
     </w:p>
     <w:bookmarkEnd w:id="21"/>
-    <w:bookmarkStart w:id="23" w:name="what-a-result-has-to-beat"/>
+    <w:bookmarkStart w:id="23" w:name="what-repeated-training-showed"/>
     <w:p>
       <w:pPr>
         <w:pStyle w:val="Heading2"/>
       </w:pPr>
       <w:r>
-        <w:t xml:space="preserve">3. What a result has to beat</w:t>
+        <w:t xml:space="preserve">3. What repeated training showed</w:t>
       </w:r>
     </w:p>
     <w:p>
@@ -156,7 +282,7 @@
         <w:pStyle w:val="FirstParagraph"/>
       </w:pPr>
       <w:r>
-        <w:t xml:space="preserve">The ten duplicate pairs share an identical configuration and an identical seed. I checked that field by field rather than assuming it, because if the pairs differed anywhere the spread would be measuring that difference instead of repeatability.</w:t>
+        <w:t xml:space="preserve">The ten duplicate pairs share an identical configuration and seed. I verified the fields in every pair before comparing their training histories.</w:t>
       </w:r>
     </w:p>
     <w:p>
@@ -182,23 +308,23 @@
         <w:pStyle w:val="BodyText"/>
       </w:pPr>
       <w:r>
-        <w:t xml:space="preserve">That combination is the useful part. If training were simply noisy, from GPU rounding or the order floating-point sums happen to be added in, then no pair could ever reproduce exactly. Four did. So the six that diverged are not showing me irreducible noise. Something outside the configuration differed between the two submissions.</w:t>
-      </w:r>
-    </w:p>
-    <w:p>
-      <w:pPr>
-        <w:pStyle w:val="BodyText"/>
-      </w:pPr>
-      <w:r>
-        <w:t xml:space="preserve">The obvious suspect was hardware, so I pulled the node each job ran on out of the cluster accounting logs. It is not hardware. Nine of the ten pairs ran on two different machines, and three of those nine still reproduced bit-exactly. A run that moves from gl1517 to gl1512 can come back identical to the last decimal place. Which machine it landed on does not predict whether it reproduced.</w:t>
-      </w:r>
-    </w:p>
-    <w:p>
-      <w:pPr>
-        <w:pStyle w:val="BodyText"/>
-      </w:pPr>
-      <w:r>
-        <w:t xml:space="preserve">What does explain it is in our own trainer. It seeds every random number generator, at</w:t>
+        <w:t xml:space="preserve">The result shows that the pipeline sometimes follows the same numerical path and sometimes does not. The duplicate runs measure the size of that variation, but they do not identify its exact cause.</w:t>
+      </w:r>
+    </w:p>
+    <w:p>
+      <w:pPr>
+        <w:pStyle w:val="BodyText"/>
+      </w:pPr>
+      <w:r>
+        <w:t xml:space="preserve">I checked whether node assignment explained the result. Nine of the ten pairs ran on different machines, and three of those nine still reproduced bit-exactly. A run that moved from gl1517 to gl1512 reproduced exactly. Node identity therefore does not predict which pairs reproduce.</w:t>
+      </w:r>
+    </w:p>
+    <w:p>
+      <w:pPr>
+        <w:pStyle w:val="BodyText"/>
+      </w:pPr>
+      <w:r>
+        <w:t xml:space="preserve">The trainer seeds the random number generators at</w:t>
       </w:r>
       <w:r>
         <w:t xml:space="preserve"> </w:t>
@@ -210,19 +336,7 @@
         <w:t xml:space="preserve">phase3_trainer.py:158</w:t>
       </w:r>
       <w:r>
-        <w:t xml:space="preserve">, and then never asks PyTorch for deterministic algorithms. Nothing sets</w:t>
-      </w:r>
-      <w:r>
-        <w:t xml:space="preserve"> </w:t>
-      </w:r>
-      <w:r>
-        <w:rPr>
-          <w:rStyle w:val="VerbatimChar"/>
-        </w:rPr>
-        <w:t xml:space="preserve">use_deterministic_algorithms</w:t>
-      </w:r>
-      <w:r>
-        <w:t xml:space="preserve">, nothing disables cuDNN benchmark mode, and every run has</w:t>
+        <w:t xml:space="preserve">, but it does not request deterministic algorithms, and every run uses</w:t>
       </w:r>
       <w:r>
         <w:t xml:space="preserve"> </w:t>
@@ -234,15 +348,15 @@
         <w:t xml:space="preserve">compile: true</w:t>
       </w:r>
       <w:r>
-        <w:t xml:space="preserve">. Benchmark mode picks its convolution kernels by timing candidates at runtime, so the kernel chosen depends on what else the GPU was doing at that moment. Seeding fixes the numbers going in. It does not fix which arithmetic gets used on them. That produces exactly what I see: mostly reproducible, intermittently not, and unrelated to the node.</w:t>
-      </w:r>
-    </w:p>
-    <w:p>
-      <w:pPr>
-        <w:pStyle w:val="BodyText"/>
-      </w:pPr>
-      <w:r>
-        <w:t xml:space="preserve">So the defect is ours and the fix is small. It also means</w:t>
+        <w:t xml:space="preserve">. Those are plausible sources of different numerical paths. They are not yet a confirmed explanation. A controlled repeat with deterministic settings is needed to isolate the cause.</w:t>
+      </w:r>
+    </w:p>
+    <w:p>
+      <w:pPr>
+        <w:pStyle w:val="BodyText"/>
+      </w:pPr>
+      <w:r>
+        <w:t xml:space="preserve">Future</w:t>
       </w:r>
       <w:r>
         <w:t xml:space="preserve"> </w:t>
@@ -257,15 +371,15 @@
         <w:t xml:space="preserve"> </w:t>
       </w:r>
       <w:r>
-        <w:t xml:space="preserve">should record the node and library versions, since without the cluster accounting log I could not have tested this at all, and those logs are purged.</w:t>
-      </w:r>
-    </w:p>
-    <w:p>
-      <w:pPr>
-        <w:pStyle w:val="BodyText"/>
-      </w:pPr>
-      <w:r>
-        <w:t xml:space="preserve">One pattern I noticed and am not claiming. Of the pairs that ran on different machines, the side-input arm reproduced three times out of five and the quantile arm never reproduced, zero out of four. That would fit the quantile head pulling in a nondeterministic kernel the point head avoids. With nine pairs it is not significant, at p = 0.17, so it is a hypothesis for one cheap re-run, not a result.</w:t>
+        <w:t xml:space="preserve">files should also record the node, GPU, PyTorch, CUDA, and library versions because the cluster accounting logs are eventually purged.</w:t>
+      </w:r>
+    </w:p>
+    <w:p>
+      <w:pPr>
+        <w:pStyle w:val="BodyText"/>
+      </w:pPr>
+      <w:r>
+        <w:t xml:space="preserve">Among pairs that ran on different machines, the side-input arm reproduced three times out of five and the quantile arm reproduced zero times out of four. With nine pairs this difference is not significant, at p = 0.17, so it remains an observation rather than a result.</w:t>
       </w:r>
     </w:p>
     <w:p>
@@ -277,7 +391,7 @@
           <wp:inline>
             <wp:extent cx="5334000" cy="2040834"/>
             <wp:effectExtent b="0" l="0" r="0" t="0"/>
-            <wp:docPr descr="What two runs of the same configuration do. The left panel plots the gap in validation AUC between the two copies of each duplicated fold, epoch by epoch. Four pairs sit flat on zero for all twenty epochs, meaning they agree to full floating-point precision. Six do not, and the worst reaches 0.0261 at epoch 1. The right panel puts the two retrains against the floor, which is the largest gap between two runs of the same settings. Both effects are inside it." title="" id="1" name="Picture"/>
+            <wp:docPr descr="What two runs of the same configuration do. The left panel plots the gap in validation AUC between the two copies of each duplicated fold, epoch by epoch. Four pairs sit flat on zero for all twenty epochs, meaning they agree to full floating-point precision. Six do not, and the worst reaches 0.0261 at epoch 1. The right panel places the two retrain effects beside the largest observed difference in a selected fold-level AUC, 0.0092." title="" id="1" name="Picture"/>
             <a:graphic>
               <a:graphicData uri="http://schemas.openxmlformats.org/drawingml/2006/picture">
                 <pic:pic>
@@ -320,7 +434,7 @@
         <w:pStyle w:val="ImageCaption"/>
       </w:pPr>
       <w:r>
-        <w:t xml:space="preserve">What two runs of the same configuration do. The left panel plots the gap in validation AUC between the two copies of each duplicated fold, epoch by epoch. Four pairs sit flat on zero for all twenty epochs, meaning they agree to full floating-point precision. Six do not, and the worst reaches 0.0261 at epoch 1. The right panel puts the two retrains against the floor, which is the largest gap between two runs of the same settings. Both effects are inside it.</w:t>
+        <w:t xml:space="preserve">What two runs of the same configuration do. The left panel plots the gap in validation AUC between the two copies of each duplicated fold, epoch by epoch. Four pairs sit flat on zero for all twenty epochs, meaning they agree to full floating-point precision. Six do not, and the worst reaches 0.0261 at epoch 1. The right panel places the two retrain effects beside the largest observed difference in a selected fold-level AUC, 0.0092.</w:t>
       </w:r>
     </w:p>
     <w:p>
@@ -546,15 +660,15 @@
         <w:pStyle w:val="BodyText"/>
       </w:pPr>
       <w:r>
-        <w:t xml:space="preserve">Read the third row against the second. On the side-input ablation, fold 0 wandered 0.0261 apart mid-training and landed 0.0024 apart at the epoch that got selected. The headline number understates the instability by a factor of ten. Two runs agreeing on their best AUC is not evidence they trained the same way.</w:t>
-      </w:r>
-    </w:p>
-    <w:p>
-      <w:pPr>
-        <w:pStyle w:val="BodyText"/>
-      </w:pPr>
-      <w:r>
-        <w:t xml:space="preserve">So the floor is</w:t>
+        <w:t xml:space="preserve">On the side-input ablation, fold 0 differs by 0.0261 mid-training and by 0.0024 at the selected best epoch. Comparing only the selected AUC therefore hides much of the difference between the training paths.</w:t>
+      </w:r>
+    </w:p>
+    <w:p>
+      <w:pPr>
+        <w:pStyle w:val="BodyText"/>
+      </w:pPr>
+      <w:r>
+        <w:t xml:space="preserve">The</w:t>
       </w:r>
       <w:r>
         <w:t xml:space="preserve"> </w:t>
@@ -564,67 +678,34 @@
           <w:bCs/>
           <w:b/>
         </w:rPr>
-        <w:t xml:space="preserve">0.0092 AUC</w:t>
-      </w:r>
-      <w:r>
-        <w:t xml:space="preserve">, the largest gap between two runs of the same configuration. It is a lower bound, because these pairs share a seed. Changing the seed would move things further.</w:t>
-      </w:r>
-    </w:p>
-    <w:p>
-      <w:pPr>
-        <w:pStyle w:val="BodyText"/>
-      </w:pPr>
-      <w:r>
-        <w:t xml:space="preserve">Now put the two retrains against it. The side-input effect is 0.0028. The quantile effect is 0.0062. Both are below the floor.</w:t>
-      </w:r>
-    </w:p>
-    <w:p>
-      <w:pPr>
-        <w:pStyle w:val="BodyText"/>
-      </w:pPr>
-      <w:r>
-        <w:t xml:space="preserve">For the side inputs that changes nothing, and if anything it strengthens the conclusion. The claim was already that they are worth about nothing, and an effect too small to measure is what</w:t>
-      </w:r>
-      <w:r>
-        <w:t xml:space="preserve"> </w:t>
-      </w:r>
-      <w:r>
-        <w:t xml:space="preserve">“</w:t>
-      </w:r>
-      <w:r>
-        <w:t xml:space="preserve">worth about nothing</w:t>
-      </w:r>
-      <w:r>
-        <w:t xml:space="preserve">”</w:t>
-      </w:r>
-      <w:r>
-        <w:t xml:space="preserve"> </w:t>
-      </w:r>
-      <w:r>
-        <w:t xml:space="preserve">looks like.</w:t>
-      </w:r>
-    </w:p>
-    <w:p>
-      <w:pPr>
-        <w:pStyle w:val="BodyText"/>
-      </w:pPr>
-      <w:r>
-        <w:t xml:space="preserve">For the quantile head it changes the answer. Update 12 called its AUC</w:t>
-      </w:r>
-      <w:r>
-        <w:t xml:space="preserve"> </w:t>
-      </w:r>
-      <w:r>
-        <w:t xml:space="preserve">“</w:t>
-      </w:r>
-      <w:r>
-        <w:t xml:space="preserve">a real improvement but a val-selected one</w:t>
-      </w:r>
-      <w:r>
-        <w:t xml:space="preserve">”</w:t>
-      </w:r>
-      <w:r>
-        <w:t xml:space="preserve">. It is not a real improvement. It is smaller than the gap between two runs of its own configuration. Worse, the effect depends on which duplicate I keep: 0.0037 using the first run, 0.0062 using the second. The choice of copy moves the headline by more than half its own size.</w:t>
+        <w:t xml:space="preserve">largest observed fold-level difference in selected AUC is 0.0092</w:t>
+      </w:r>
+      <w:r>
+        <w:t xml:space="preserve">. This is a useful warning, but it is not a formal noise floor. The retrain effects are differences between five-fold means, while 0.0092 is the largest difference in one fold.</w:t>
+      </w:r>
+    </w:p>
+    <w:p>
+      <w:pPr>
+        <w:pStyle w:val="BodyText"/>
+      </w:pPr>
+      <w:r>
+        <w:t xml:space="preserve">The duplicate five-fold means differ by 0.0005 for the side-input arm and 0.0025 for the quantile arm. The reported effects against the published model are 0.0028 and 0.0062. With only one duplicate sweep per arm and no repeated baseline, these comparisons are not enough to establish either effect.</w:t>
+      </w:r>
+    </w:p>
+    <w:p>
+      <w:pPr>
+        <w:pStyle w:val="BodyText"/>
+      </w:pPr>
+      <w:r>
+        <w:t xml:space="preserve">For the side inputs, the practical conclusion remains that no measurable classification benefit has been shown.</w:t>
+      </w:r>
+    </w:p>
+    <w:p>
+      <w:pPr>
+        <w:pStyle w:val="BodyText"/>
+      </w:pPr>
+      <w:r>
+        <w:t xml:space="preserve">For the quantile head, the apparent classification gain is not established. The effect is 0.0037 using the first run and 0.0062 using the second.</w:t>
       </w:r>
       <w:r>
         <w:t xml:space="preserve"> </w:t>
@@ -634,25 +715,25 @@
           <w:bCs/>
           <w:b/>
         </w:rPr>
-        <w:t xml:space="preserve">I am withdrawing that sentence from Update 12.</w:t>
-      </w:r>
-    </w:p>
-    <w:p>
-      <w:pPr>
-        <w:pStyle w:val="BodyText"/>
-      </w:pPr>
-      <w:r>
-        <w:t xml:space="preserve">One number in this section deserves a caveat I cannot resolve here. Ten pairs is a small sample, one repeat each, and a repeatability floor built from it is rough. It is still the only such measurement the project has, and it points one way: effects in the third decimal of AUC are not claimable from single runs on this pipeline.</w:t>
+        <w:t xml:space="preserve">I am withdrawing the earlier description of it as a real improvement.</w:t>
+      </w:r>
+    </w:p>
+    <w:p>
+      <w:pPr>
+        <w:pStyle w:val="BodyText"/>
+      </w:pPr>
+      <w:r>
+        <w:t xml:space="preserve">Ten pairs with one repeat each are not enough to estimate repeatability precisely. They do show that third-decimal AUC effects should not be claimed from a single run on the current pipeline.</w:t>
       </w:r>
     </w:p>
     <w:bookmarkEnd w:id="23"/>
-    <w:bookmarkStart w:id="25" w:name="X128282aab610765bd7f73bf12fcbc166320a960"/>
+    <w:bookmarkStart w:id="25" w:name="activation-patterns-are-exploratory"/>
     <w:p>
       <w:pPr>
         <w:pStyle w:val="Heading2"/>
       </w:pPr>
       <w:r>
-        <w:t xml:space="preserve">4. Do the learned functions repeat across folds?</w:t>
+        <w:t xml:space="preserve">4. Activation patterns are exploratory</w:t>
       </w:r>
     </w:p>
     <w:p>
@@ -660,17 +741,7 @@
         <w:pStyle w:val="FirstParagraph"/>
       </w:pPr>
       <w:r>
-        <w:rPr>
-          <w:bCs/>
-          <w:b/>
-        </w:rPr>
-        <w:t xml:space="preserve">It ran on all five networks and the answer depends on a number I did not fix in advance, so I cannot claim it.</w:t>
-      </w:r>
-      <w:r>
-        <w:t xml:space="preserve"> </w:t>
-      </w:r>
-      <w:r>
-        <w:t xml:space="preserve">The trained networks are more self-consistent across folds than randomly initialised ones, at every setting I tested. Whether that gap is large enough to count flips according to how many shapes I ask the clustering to find.</w:t>
+        <w:t xml:space="preserve">The trained networks are more self-consistent across folds than randomly initialised networks at every tested setting. However, the pass/fail verdict changes with the number of shapes requested, and that number was not fixed in advance. I therefore treat the result as exploratory.</w:t>
       </w:r>
     </w:p>
     <w:p>
@@ -718,12 +789,6 @@
         <w:pStyle w:val="BodyText"/>
       </w:pPr>
       <w:r>
-        <w:t xml:space="preserve">Building it taught me something I would otherwise have learned too late.</w:t>
-      </w:r>
-      <w:r>
-        <w:t xml:space="preserve"> </w:t>
-      </w:r>
-      <w:r>
         <w:rPr>
           <w:bCs/>
           <w:b/>
@@ -734,15 +799,15 @@
         <w:t xml:space="preserve"> </w:t>
       </w:r>
       <w:r>
-        <w:t xml:space="preserve">Not near zero, as I had assumed. The reason is structural. Each curve is eight spline coefficients over one shared basis, so no curve can be far from every prototype, and a network that has learned nothing still looks moderately consistent. If I had run this and read 0.7 as a strong result, I would have reported an artifact. The trained score on its own means nothing here. Only the gap over the untrained networks does, which is why the untrained arm is not an optional check in this design but the denominator of the whole measurement.</w:t>
-      </w:r>
-    </w:p>
-    <w:p>
-      <w:pPr>
-        <w:pStyle w:val="BodyText"/>
-      </w:pPr>
-      <w:r>
-        <w:t xml:space="preserve">A second thing the build turned up, now guarded in code: a stratum that is dead in the data, where every edge has zero importance, still produced a clean-looking score, because normalising a dead curve makes it indistinguishable from a live one. It returns UNDECIDED now instead of a number.</w:t>
+        <w:t xml:space="preserve">The reason is structural. Each curve is eight spline coefficients over one shared basis, so even an untrained network looks moderately consistent. The trained score therefore has to be compared with the untrained distribution; it is not meaningful on its own.</w:t>
+      </w:r>
+    </w:p>
+    <w:p>
+      <w:pPr>
+        <w:pStyle w:val="BodyText"/>
+      </w:pPr>
+      <w:r>
+        <w:t xml:space="preserve">The build also exposed a second issue. A group in which every edge has zero importance still produced a score because normalising a zero curve made it look valid. The code now returns UNDECIDED for that case.</w:t>
       </w:r>
     </w:p>
     <w:p>
@@ -753,13 +818,13 @@
         <w:t xml:space="preserve">The rule was fixed before any number existed. The trained networks must beat the untrained distribution by a set margin, and a missing measurement returns UNDECIDED, which is not a pass. It is the same rule that killed the delay-lock in Update 12.</w:t>
       </w:r>
     </w:p>
-    <w:bookmarkStart w:id="24" w:name="the-run-and-why-i-cannot-claim-it"/>
+    <w:bookmarkStart w:id="24" w:name="result-across-the-tested-settings"/>
     <w:p>
       <w:pPr>
         <w:pStyle w:val="Heading3"/>
       </w:pPr>
       <w:r>
-        <w:t xml:space="preserve">The run, and why I cannot claim it</w:t>
+        <w:t xml:space="preserve">Result across the tested settings</w:t>
       </w:r>
     </w:p>
     <w:p>
@@ -1087,19 +1152,13 @@
         <w:pStyle w:val="BodyText"/>
       </w:pPr>
       <w:r>
-        <w:t xml:space="preserve">I set the threshold in advance. I did not set the number of shapes. Picking two or three now, because those are the values that pass, would be choosing the analysis after seeing the answer, and that is not a thing I get to do. So this is not a result.</w:t>
-      </w:r>
-    </w:p>
-    <w:p>
-      <w:pPr>
-        <w:pStyle w:val="BodyText"/>
-      </w:pPr>
-      <w:r>
-        <w:t xml:space="preserve">What is true, and worth stating plainly, is narrower.</w:t>
-      </w:r>
-      <w:r>
-        <w:t xml:space="preserve"> </w:t>
-      </w:r>
+        <w:t xml:space="preserve">I set the threshold in advance but did not set the number of shapes. Choosing two or three after seeing the sweep would make the analysis post hoc, so I do not use a single pass/fail verdict.</w:t>
+      </w:r>
+    </w:p>
+    <w:p>
+      <w:pPr>
+        <w:pStyle w:val="BodyText"/>
+      </w:pPr>
       <w:r>
         <w:rPr>
           <w:bCs/>
@@ -1108,26 +1167,26 @@
         <w:t xml:space="preserve">The trained networks are more self-consistent across folds than random ones in every group at every setting</w:t>
       </w:r>
       <w:r>
-        <w:t xml:space="preserve">, by margins between 0.13 and 0.26, with no exceptions and no sign changes. Something is there. I do not have a measurement of it that survives its own control.</w:t>
-      </w:r>
-    </w:p>
-    <w:p>
-      <w:pPr>
-        <w:pStyle w:val="BodyText"/>
-      </w:pPr>
-      <w:r>
-        <w:t xml:space="preserve">That is the fourth attribution-based claim in this project to fail a control it was built with: the delay-lock in Update 12, the concept probe, the band-notch contrast, and now this. None of them touched the delay evidence, which has never rested on attribution. I would rather report four rejections and four surviving interventions than a report where nothing was ever rejected.</w:t>
+        <w:t xml:space="preserve">, by margins between 0.13 and 0.26, with no exceptions or sign changes. The size needed for a binary pass remains dependent on the number of shapes.</w:t>
+      </w:r>
+    </w:p>
+    <w:p>
+      <w:pPr>
+        <w:pStyle w:val="BodyText"/>
+      </w:pPr>
+      <w:r>
+        <w:t xml:space="preserve">This exploratory result does not change the main delay evidence. That evidence still comes from the three intervention tests and the network-free SINDy-DDE recovery, not from attribution.</w:t>
       </w:r>
     </w:p>
     <w:bookmarkEnd w:id="24"/>
     <w:bookmarkEnd w:id="25"/>
-    <w:bookmarkStart w:id="26" w:name="X629c081706404f5cab00d154a6487a2064dd499"/>
+    <w:bookmarkStart w:id="26" w:name="the-ablation-matrix"/>
     <w:p>
       <w:pPr>
         <w:pStyle w:val="Heading2"/>
       </w:pPr>
       <w:r>
-        <w:t xml:space="preserve">5. The ablation matrix, and what it can honestly contain</w:t>
+        <w:t xml:space="preserve">5. The ablation matrix</w:t>
       </w:r>
     </w:p>
     <w:p>
@@ -1135,7 +1194,7 @@
         <w:pStyle w:val="FirstParagraph"/>
       </w:pPr>
       <w:r>
-        <w:t xml:space="preserve">The project plan asks for an ablation matrix with four cells. Three of them cannot be built, and I would rather say so than leave the criterion sitting at one of four.</w:t>
+        <w:t xml:space="preserve">The project plan asks for an ablation matrix with four cells. Three cannot be built from the current implementation.</w:t>
       </w:r>
     </w:p>
     <w:tbl>
@@ -1239,7 +1298,7 @@
               <w:jc w:val="left"/>
             </w:pPr>
             <w:r>
-              <w:t xml:space="preserve">No implementation. The head is a stub that raises an error, and it is blocked on cutting-force coefficients we do not have</w:t>
+              <w:t xml:space="preserve">No implementation. The head is a stub that raises an error, and it is blocked on cutting-force coefficients I do not have</w:t>
             </w:r>
           </w:p>
         </w:tc>
@@ -1274,7 +1333,7 @@
         <w:pStyle w:val="BodyText"/>
       </w:pPr>
       <w:r>
-        <w:t xml:space="preserve">You cannot ablate something that was never built. Three of these were design intentions rather than code, and the honest move is to record that as a scope change in the report, the same way I am recording the inverse problem.</w:t>
+        <w:t xml:space="preserve">These three cells were design intentions rather than implemented features. I will record them as scope changes in the report.</w:t>
       </w:r>
     </w:p>
     <w:p>
@@ -1304,13 +1363,13 @@
       </w:r>
     </w:p>
     <w:bookmarkEnd w:id="26"/>
-    <w:bookmarkStart w:id="27" w:name="still-open"/>
+    <w:bookmarkStart w:id="27" w:name="acting-on-the-reproducibility-finding"/>
     <w:p>
       <w:pPr>
         <w:pStyle w:val="Heading2"/>
       </w:pPr>
       <w:r>
-        <w:t xml:space="preserve">6. Still open</w:t>
+        <w:t xml:space="preserve">6. Acting on the reproducibility finding</w:t>
       </w:r>
     </w:p>
     <w:p>
@@ -1318,41 +1377,211 @@
         <w:pStyle w:val="FirstParagraph"/>
       </w:pPr>
       <w:r>
-        <w:t xml:space="preserve">The activation-mode result needs a decision, not more compute. Either pre-commit a rule for choosing the number of shapes that does not look at the verdict, and re-run under it, or report it as it stands. I lean to reporting it as it stands: the honest version is already written and a rule invented after seeing the sweep would not be worth much.</w:t>
-      </w:r>
-    </w:p>
-    <w:p>
-      <w:pPr>
-        <w:pStyle w:val="BodyText"/>
-      </w:pPr>
-      <w:r>
-        <w:t xml:space="preserve">Determinism flags in the trainer, from Section 3. Setting them costs a little speed and buys exact reproducibility, and I would rather have the reproducibility on a project whose results live in the third decimal place. This should land before any further retrain.</w:t>
-      </w:r>
-    </w:p>
-    <w:p>
-      <w:pPr>
-        <w:pStyle w:val="BodyText"/>
-      </w:pPr>
-      <w:r>
-        <w:t xml:space="preserve">The band-notch spectral contrast from Update 12 is fixed in code, and its cluster re-run was submitted on July 30 as jobs 55534785 to 55534789. It compares deleting the chatter frequency band against deleting the tooth-passing band, at matched removed energy. It had been aiming the bands using a batch-average frequency rather than each window’s own, and reporting a failed solve as though it were a real measurement. Both are fixed, with six tests that fail against the old code. A third defect turned up while fixing them: the check for missing frequency values was applied to the batch average, so one bad row discarded all 512 windows.</w:t>
-      </w:r>
-    </w:p>
-    <w:p>
-      <w:pPr>
-        <w:pStyle w:val="BodyText"/>
-      </w:pPr>
-      <w:r>
-        <w:t xml:space="preserve">The duplicate run directories still need one of each pair marked as canonical. Section 3 is the evidence for that choice. I am keeping the later run of each pair, because the numbers already sent to you come from those.</w:t>
+        <w:t xml:space="preserve">Section 3 identified the trainer, not the hardware, as the likely cause of the divergence. This section is what I did about it. The code is in place; the measurement it enables is a submitted job, and I report it as submitted rather than as a result.</w:t>
+      </w:r>
+    </w:p>
+    <w:p>
+      <w:pPr>
+        <w:pStyle w:val="BodyText"/>
+      </w:pPr>
+      <w:r>
+        <w:rPr>
+          <w:bCs/>
+          <w:b/>
+        </w:rPr>
+        <w:t xml:space="preserve">The trainer can now request reproducible arithmetic.</w:t>
+      </w:r>
+      <w:r>
+        <w:t xml:space="preserve"> </w:t>
+      </w:r>
+      <w:r>
+        <w:t xml:space="preserve">Seeding fixes the inputs but not which kernels consume them, which is why the old runs were mostly reproducible and intermittently not. A new setting turns on deterministic algorithms, turns on the deterministic convolution backend, and turns off the benchmark mode that picks kernels by timing them at runtime.</w:t>
+      </w:r>
+    </w:p>
+    <w:p>
+      <w:pPr>
+        <w:pStyle w:val="BodyText"/>
+      </w:pPr>
+      <w:r>
+        <w:t xml:space="preserve">It is off by default, and that is deliberate. Every result this project has reported was produced with these flags untouched. Turning them on by default would change the arithmetic of every future run against that history, which is a silent change to the baseline rather than a fix.</w:t>
+      </w:r>
+    </w:p>
+    <w:p>
+      <w:pPr>
+        <w:pStyle w:val="BodyText"/>
+      </w:pPr>
+      <w:r>
+        <w:rPr>
+          <w:bCs/>
+          <w:b/>
+        </w:rPr>
+        <w:t xml:space="preserve">A deterministic run now refuses to start if it cannot deliver determinism.</w:t>
+      </w:r>
+      <w:r>
+        <w:t xml:space="preserve"> </w:t>
+      </w:r>
+      <w:r>
+        <w:t xml:space="preserve">One of the required settings is read by the linear algebra library when it creates its workspace, which happens before training begins, so the trainer cannot set it for itself. Left unset, the run does not fail at startup. It fails inside the first affected matrix multiply, potentially hours in. The trainer now checks for it up front and stops with a message naming the fix. This is the same lesson as the two wrapper bugs in Update 13: a job that starts is not a job that is doing what you asked.</w:t>
+      </w:r>
+    </w:p>
+    <w:p>
+      <w:pPr>
+        <w:pStyle w:val="BodyText"/>
+      </w:pPr>
+      <w:r>
+        <w:rPr>
+          <w:bCs/>
+          <w:b/>
+        </w:rPr>
+        <w:t xml:space="preserve">Every run now records the machine it ran on.</w:t>
+      </w:r>
+      <w:r>
+        <w:t xml:space="preserve"> </w:t>
+      </w:r>
+      <w:r>
+        <w:t xml:space="preserve">Section 3 could not identify a cause from stored artifacts, because no stored artifact recorded one. Each run’s summary file now carries the hostname, the cluster job and node, the GPU model, the versions of PyTorch, CUDA, cuDNN, NumPy and Python, and the state of the determinism settings. Two details matter. The record is written for every run, not only deterministic ones, so an absent record means the run predates this code rather than that it was run carelessly. And the settings are read back from the library rather than copied from the configuration, so the file records what was in effect rather than what was requested. A configuration echo cannot detect a setting that failed to take.</w:t>
+      </w:r>
+    </w:p>
+    <w:p>
+      <w:pPr>
+        <w:pStyle w:val="BodyText"/>
+      </w:pPr>
+      <w:r>
+        <w:rPr>
+          <w:bCs/>
+          <w:b/>
+        </w:rPr>
+        <w:t xml:space="preserve">The test is two short runs of one fold.</w:t>
+      </w:r>
+      <w:r>
+        <w:t xml:space="preserve"> </w:t>
+      </w:r>
+      <w:r>
+        <w:t xml:space="preserve">Same fold, same seed, determinism on. Both were submitted on August 10 and neither had returned when I wrote this. The first pair queued behind another user on the same account, which has a shared limit on how many GPUs it may hold at once, so they were moved to a different GPU partition and resubmitted as jobs 56977333 and 56977341. Both runs are on the same partition deliberately: two runs on different hardware would not be a test of reproducibility. If the two histories are identical the flags fixed it; if they diverge, the cause is somewhere else and the environment record now says where to look. I kept it short rather than running two full folds because the existing pairs already diverge at the first epoch, so a long run would spend about sixteen GPU hours to observe something visible in the first few minutes. Making it short needed one small addition, an epoch count override that changes only the epoch count. The existing quick-run switch also shrinks the window length, which would change the very kernels under test.</w:t>
+      </w:r>
+    </w:p>
+    <w:p>
+      <w:pPr>
+        <w:pStyle w:val="BodyText"/>
+      </w:pPr>
+      <w:r>
+        <w:rPr>
+          <w:bCs/>
+          <w:b/>
+        </w:rPr>
+        <w:t xml:space="preserve">The counterfactual manifest is repaired.</w:t>
+      </w:r>
+      <w:r>
+        <w:t xml:space="preserve"> </w:t>
+      </w:r>
+      <w:r>
+        <w:t xml:space="preserve">The stored file predated Update 13’s corrected comparison and still carried the metric that was withdrawn. It needed neither the network nor a boundary evaluation: both generators’ stability was computed against the real boundary when the job ran and written down, and both sets of coordinates are stored, so the corrected comparison is a recomputation over recorded facts. I moved the comparison into a function that the live runner and the repair both call, so the repaired file cannot drift from the code that produced the published numbers.</w:t>
+      </w:r>
+    </w:p>
+    <w:p>
+      <w:pPr>
+        <w:pStyle w:val="BodyText"/>
+      </w:pPr>
+      <w:r>
+        <w:t xml:space="preserve">The repair reproduces 27 of 42, or 0.643, which is what Update 13 reported. That agreement is the point of the exercise rather than a new finding. The file now states that it was recomputed and not re-run, and the original is kept beside it.</w:t>
       </w:r>
     </w:p>
     <w:bookmarkEnd w:id="27"/>
-    <w:bookmarkStart w:id="28" w:name="time-spent"/>
+    <w:bookmarkStart w:id="28" w:name="what-is-next"/>
     <w:p>
       <w:pPr>
         <w:pStyle w:val="Heading2"/>
       </w:pPr>
       <w:r>
-        <w:t xml:space="preserve">7. Time spent</w:t>
+        <w:t xml:space="preserve">7. What is next</w:t>
+      </w:r>
+    </w:p>
+    <w:p>
+      <w:pPr>
+        <w:numPr>
+          <w:ilvl w:val="0"/>
+          <w:numId w:val="1002"/>
+        </w:numPr>
+        <w:pStyle w:val="Compact"/>
+      </w:pPr>
+      <w:r>
+        <w:rPr>
+          <w:bCs/>
+          <w:b/>
+        </w:rPr>
+        <w:t xml:space="preserve">Read the determinism repeat.</w:t>
+      </w:r>
+      <w:r>
+        <w:t xml:space="preserve"> </w:t>
+      </w:r>
+      <w:r>
+        <w:t xml:space="preserve">Two submissions, one fold. Identical histories mean the flags fixed it.</w:t>
+      </w:r>
+    </w:p>
+    <w:p>
+      <w:pPr>
+        <w:numPr>
+          <w:ilvl w:val="0"/>
+          <w:numId w:val="1002"/>
+        </w:numPr>
+        <w:pStyle w:val="Compact"/>
+      </w:pPr>
+      <w:r>
+        <w:rPr>
+          <w:bCs/>
+          <w:b/>
+        </w:rPr>
+        <w:t xml:space="preserve">Measure a real noise floor.</w:t>
+      </w:r>
+      <w:r>
+        <w:t xml:space="preserve"> </w:t>
+      </w:r>
+      <w:r>
+        <w:t xml:space="preserve">The 0.0092 in Section 3 is the largest gap in one fold from one duplicate per configuration, with no repeated baseline and no seed variation in it. Repeats of the published configuration would turn a warning into a number that comparisons can be tested against.</w:t>
+      </w:r>
+    </w:p>
+    <w:p>
+      <w:pPr>
+        <w:numPr>
+          <w:ilvl w:val="0"/>
+          <w:numId w:val="1002"/>
+        </w:numPr>
+        <w:pStyle w:val="Compact"/>
+      </w:pPr>
+      <w:r>
+        <w:rPr>
+          <w:bCs/>
+          <w:b/>
+        </w:rPr>
+        <w:t xml:space="preserve">Ablate the activation modes.</w:t>
+      </w:r>
+      <w:r>
+        <w:t xml:space="preserve"> </w:t>
+      </w:r>
+      <w:r>
+        <w:t xml:space="preserve">Section 4 shows the trained networks are more self-consistent than random ones but cannot convert that into a pass or fail. Removing each group of edges and measuring what held-out accuracy does is a causal test that does not depend on the grouping being reproducible.</w:t>
+      </w:r>
+    </w:p>
+    <w:p>
+      <w:pPr>
+        <w:numPr>
+          <w:ilvl w:val="0"/>
+          <w:numId w:val="1002"/>
+        </w:numPr>
+        <w:pStyle w:val="Compact"/>
+      </w:pPr>
+      <w:r>
+        <w:rPr>
+          <w:bCs/>
+          <w:b/>
+        </w:rPr>
+        <w:t xml:space="preserve">Report the activation analysis as a sensitivity result.</w:t>
+      </w:r>
+      <w:r>
+        <w:t xml:space="preserve"> </w:t>
+      </w:r>
+      <w:r>
+        <w:t xml:space="preserve">Keep the full two-to-six-shape sweep and do not choose a value of k after seeing it.</w:t>
       </w:r>
     </w:p>
     <w:p>
@@ -1360,7 +1589,29 @@
         <w:pStyle w:val="FirstParagraph"/>
       </w:pPr>
       <w:r>
-        <w:t xml:space="preserve">Work done so far. The window opens August 2.</w:t>
+        <w:t xml:space="preserve">Two earlier items are closed. The band-notch contrast returned on all five folds on July 30; Update 12, Section 4 explains why it yields no usable paired comparison. The duplicate run directories are now canonicalised in</w:t>
+      </w:r>
+      <w:r>
+        <w:t xml:space="preserve"> </w:t>
+      </w:r>
+      <w:r>
+        <w:rPr>
+          <w:rStyle w:val="VerbatimChar"/>
+        </w:rPr>
+        <w:t xml:space="preserve">results/phase3/RUNS_CANONICAL.json</w:t>
+      </w:r>
+      <w:r>
+        <w:t xml:space="preserve">, and submission order is recorded as the tie-break when the published AUC cannot distinguish the copies.</w:t>
+      </w:r>
+    </w:p>
+    <w:bookmarkEnd w:id="28"/>
+    <w:bookmarkStart w:id="29" w:name="time-spent"/>
+    <w:p>
+      <w:pPr>
+        <w:pStyle w:val="Heading2"/>
+      </w:pPr>
+      <w:r>
+        <w:t xml:space="preserve">8. Time spent</w:t>
       </w:r>
     </w:p>
     <w:tbl>
@@ -1592,11 +1843,221 @@
               <w:jc w:val="left"/>
             </w:pPr>
             <w:r>
+              <w:t xml:space="preserve">Determinism settings, the startup guard, the environment record and the epoch override, written test first</w:t>
+            </w:r>
+          </w:p>
+        </w:tc>
+        <w:tc>
+          <w:p>
+            <w:pPr>
+              <w:pStyle w:val="Compact"/>
+              <w:jc w:val="left"/>
+            </w:pPr>
+            <w:r>
+              <w:t xml:space="preserve">Aug 10</w:t>
+            </w:r>
+          </w:p>
+        </w:tc>
+        <w:tc>
+          <w:p>
+            <w:pPr>
+              <w:pStyle w:val="Compact"/>
+              <w:jc w:val="left"/>
+            </w:pPr>
+            <w:r>
+              <w:t xml:space="preserve">3.5</w:t>
+            </w:r>
+          </w:p>
+        </w:tc>
+      </w:tr>
+      <w:tr>
+        <w:tc>
+          <w:p>
+            <w:pPr>
+              <w:pStyle w:val="Compact"/>
+              <w:jc w:val="left"/>
+            </w:pPr>
+            <w:r>
+              <w:t xml:space="preserve">Deterministic cluster path, and checking the submission is unchanged when the new settings are off</w:t>
+            </w:r>
+          </w:p>
+        </w:tc>
+        <w:tc>
+          <w:p>
+            <w:pPr>
+              <w:pStyle w:val="Compact"/>
+              <w:jc w:val="left"/>
+            </w:pPr>
+            <w:r>
+              <w:t xml:space="preserve">Aug 10</w:t>
+            </w:r>
+          </w:p>
+        </w:tc>
+        <w:tc>
+          <w:p>
+            <w:pPr>
+              <w:pStyle w:val="Compact"/>
+              <w:jc w:val="left"/>
+            </w:pPr>
+            <w:r>
+              <w:t xml:space="preserve">1.0</w:t>
+            </w:r>
+          </w:p>
+        </w:tc>
+      </w:tr>
+      <w:tr>
+        <w:tc>
+          <w:p>
+            <w:pPr>
+              <w:pStyle w:val="Compact"/>
+              <w:jc w:val="left"/>
+            </w:pPr>
+            <w:r>
+              <w:t xml:space="preserve">Counterfactual manifest repair: separating the shared comparison, the repair script and its tests</w:t>
+            </w:r>
+          </w:p>
+        </w:tc>
+        <w:tc>
+          <w:p>
+            <w:pPr>
+              <w:pStyle w:val="Compact"/>
+              <w:jc w:val="left"/>
+            </w:pPr>
+            <w:r>
+              <w:t xml:space="preserve">Aug 10</w:t>
+            </w:r>
+          </w:p>
+        </w:tc>
+        <w:tc>
+          <w:p>
+            <w:pPr>
+              <w:pStyle w:val="Compact"/>
+              <w:jc w:val="left"/>
+            </w:pPr>
+            <w:r>
+              <w:t xml:space="preserve">2.5</w:t>
+            </w:r>
+          </w:p>
+        </w:tc>
+      </w:tr>
+      <w:tr>
+        <w:tc>
+          <w:p>
+            <w:pPr>
+              <w:pStyle w:val="Compact"/>
+              <w:jc w:val="left"/>
+            </w:pPr>
+            <w:r>
+              <w:t xml:space="preserve">Running the repair and checking it against the published figure</w:t>
+            </w:r>
+          </w:p>
+        </w:tc>
+        <w:tc>
+          <w:p>
+            <w:pPr>
+              <w:pStyle w:val="Compact"/>
+              <w:jc w:val="left"/>
+            </w:pPr>
+            <w:r>
+              <w:t xml:space="preserve">Aug 10</w:t>
+            </w:r>
+          </w:p>
+        </w:tc>
+        <w:tc>
+          <w:p>
+            <w:pPr>
+              <w:pStyle w:val="Compact"/>
+              <w:jc w:val="left"/>
+            </w:pPr>
+            <w:r>
+              <w:t xml:space="preserve">0.5</w:t>
+            </w:r>
+          </w:p>
+        </w:tc>
+      </w:tr>
+      <w:tr>
+        <w:tc>
+          <w:p>
+            <w:pPr>
+              <w:pStyle w:val="Compact"/>
+              <w:jc w:val="left"/>
+            </w:pPr>
+            <w:r>
+              <w:t xml:space="preserve">Scoping the next cycle</w:t>
+            </w:r>
+          </w:p>
+        </w:tc>
+        <w:tc>
+          <w:p>
+            <w:pPr>
+              <w:pStyle w:val="Compact"/>
+              <w:jc w:val="left"/>
+            </w:pPr>
+            <w:r>
+              <w:t xml:space="preserve">Aug 10</w:t>
+            </w:r>
+          </w:p>
+        </w:tc>
+        <w:tc>
+          <w:p>
+            <w:pPr>
+              <w:pStyle w:val="Compact"/>
+              <w:jc w:val="left"/>
+            </w:pPr>
+            <w:r>
+              <w:t xml:space="preserve">1.0</w:t>
+            </w:r>
+          </w:p>
+        </w:tc>
+      </w:tr>
+      <w:tr>
+        <w:tc>
+          <w:p>
+            <w:pPr>
+              <w:pStyle w:val="Compact"/>
+              <w:jc w:val="left"/>
+            </w:pPr>
+            <w:r>
+              <w:t xml:space="preserve">Revising this update</w:t>
+            </w:r>
+          </w:p>
+        </w:tc>
+        <w:tc>
+          <w:p>
+            <w:pPr>
+              <w:pStyle w:val="Compact"/>
+              <w:jc w:val="left"/>
+            </w:pPr>
+            <w:r>
+              <w:t xml:space="preserve">Aug 10</w:t>
+            </w:r>
+          </w:p>
+        </w:tc>
+        <w:tc>
+          <w:p>
+            <w:pPr>
+              <w:pStyle w:val="Compact"/>
+              <w:jc w:val="left"/>
+            </w:pPr>
+            <w:r>
+              <w:t xml:space="preserve">0.5</w:t>
+            </w:r>
+          </w:p>
+        </w:tc>
+      </w:tr>
+      <w:tr>
+        <w:tc>
+          <w:p>
+            <w:pPr>
+              <w:pStyle w:val="Compact"/>
+              <w:jc w:val="left"/>
+            </w:pPr>
+            <w:r>
               <w:rPr>
                 <w:bCs/>
                 <w:b/>
               </w:rPr>
-              <w:t xml:space="preserve">Hours so far</w:t>
+              <w:t xml:space="preserve">Total</w:t>
             </w:r>
           </w:p>
         </w:tc>
@@ -1614,13 +2075,13 @@
                 <w:bCs/>
                 <w:b/>
               </w:rPr>
-              <w:t xml:space="preserve">11.0</w:t>
+              <w:t xml:space="preserve">20.0</w:t>
             </w:r>
           </w:p>
         </w:tc>
       </w:tr>
     </w:tbl>
-    <w:bookmarkEnd w:id="28"/>
+    <w:bookmarkEnd w:id="29"/>
     <w:sectPr/>
   </w:body>
 </w:document>
@@ -1727,8 +2188,90 @@
       </w:pPr>
     </w:lvl>
   </w:abstractNum>
+  <w:abstractNum w:abstractNumId="991">
+    <w:nsid w:val="ea454b4c"/>
+    <w:multiLevelType w:val="multilevel"/>
+    <w:lvl w:ilvl="0">
+      <w:numFmt w:val="bullet"/>
+      <w:lvlText w:val="•"/>
+      <w:lvlJc w:val="left"/>
+      <w:pPr>
+        <w:ind w:left="720" w:hanging="480"/>
+      </w:pPr>
+    </w:lvl>
+    <w:lvl w:ilvl="1">
+      <w:numFmt w:val="bullet"/>
+      <w:lvlText w:val="–"/>
+      <w:lvlJc w:val="left"/>
+      <w:pPr>
+        <w:ind w:left="1440" w:hanging="480"/>
+      </w:pPr>
+    </w:lvl>
+    <w:lvl w:ilvl="2">
+      <w:numFmt w:val="bullet"/>
+      <w:lvlText w:val="•"/>
+      <w:lvlJc w:val="left"/>
+      <w:pPr>
+        <w:ind w:left="2160" w:hanging="480"/>
+      </w:pPr>
+    </w:lvl>
+    <w:lvl w:ilvl="3">
+      <w:numFmt w:val="bullet"/>
+      <w:lvlText w:val="–"/>
+      <w:lvlJc w:val="left"/>
+      <w:pPr>
+        <w:ind w:left="2880" w:hanging="480"/>
+      </w:pPr>
+    </w:lvl>
+    <w:lvl w:ilvl="4">
+      <w:numFmt w:val="bullet"/>
+      <w:lvlText w:val="•"/>
+      <w:lvlJc w:val="left"/>
+      <w:pPr>
+        <w:ind w:left="3600" w:hanging="480"/>
+      </w:pPr>
+    </w:lvl>
+    <w:lvl w:ilvl="5">
+      <w:numFmt w:val="bullet"/>
+      <w:lvlText w:val="–"/>
+      <w:lvlJc w:val="left"/>
+      <w:pPr>
+        <w:ind w:left="4320" w:hanging="480"/>
+      </w:pPr>
+    </w:lvl>
+    <w:lvl w:ilvl="6">
+      <w:numFmt w:val="bullet"/>
+      <w:lvlText w:val="•"/>
+      <w:lvlJc w:val="left"/>
+      <w:pPr>
+        <w:ind w:left="5040" w:hanging="480"/>
+      </w:pPr>
+    </w:lvl>
+    <w:lvl w:ilvl="7">
+      <w:numFmt w:val="bullet"/>
+      <w:lvlText w:val="–"/>
+      <w:lvlJc w:val="left"/>
+      <w:pPr>
+        <w:ind w:left="5760" w:hanging="480"/>
+      </w:pPr>
+    </w:lvl>
+    <w:lvl w:ilvl="8">
+      <w:numFmt w:val="bullet"/>
+      <w:lvlText w:val="•"/>
+      <w:lvlJc w:val="left"/>
+      <w:pPr>
+        <w:ind w:left="6480" w:hanging="480"/>
+      </w:pPr>
+    </w:lvl>
+  </w:abstractNum>
   <w:num w:numId="1000">
     <w:abstractNumId w:val="990"/>
+  </w:num>
+  <w:num w:numId="1001">
+    <w:abstractNumId w:val="991"/>
+  </w:num>
+  <w:num w:numId="1002">
+    <w:abstractNumId w:val="991"/>
   </w:num>
 </w:numbering>
 </file>
